--- a/ky/wisdom-stories/Bakhtiyar Sirajov/discussion-and-conflict.docx
+++ b/ky/wisdom-stories/Bakhtiyar Sirajov/discussion-and-conflict.docx
@@ -133,7 +133,7 @@
           <w:sz w:val="22"/>
           <w:lang w:val="ky-KG"/>
         </w:rPr>
-        <w:t xml:space="preserve"> айыптаган үн менен: «Күнөөлүү өзүңсүң, сенин айыңдан биздин да иш токтоп, эч нерсе кыла албай жатабыз», — деп баарынын көзүнчө Камалды айыптап тилди. </w:t>
+        <w:t xml:space="preserve"> айыптаган үн менен: «Күнөөлүү өзүңсүң, сенин айыңдан биздин да иш токтоп, эч нерсе кыла албай жатабыз», — деп баарынын көзүнчө Камалды жемеледи. </w:t>
       </w:r>
       <w:proofErr w:type="spellStart"/>
       <w:r>
@@ -200,7 +200,7 @@
           <w:sz w:val="22"/>
           <w:lang w:val="ky-KG"/>
         </w:rPr>
-        <w:t xml:space="preserve"> мырза бул сөз күчөп, жаңжалга айланып кетпесин деп дароо кийлигишти да топко кайрылды: «Балдар, келиңиздер бүгүнкү талкууну бүтүрөлү, бул маселени болсо өзүнчө бир убакта чечебиз». Баары тарап кетти.</w:t>
+        <w:t xml:space="preserve"> мырза бул сөз күчөп, жаңжалга айланып кетпесин деп дароо кийлигишти да топко кайрылды: «Балдар, келиңиздер, бүгүнкү талкууну бүтүрөлү, бул маселени болсо өзүнчө бир убакта чечебиз». Баары тарап кетти.</w:t>
       </w:r>
     </w:p>
     <w:p>
@@ -259,7 +259,7 @@
           <w:sz w:val="22"/>
           <w:lang w:val="ky-KG"/>
         </w:rPr>
-        <w:t xml:space="preserve"> жоготпой, жай гана мындай деди: «Уулум, бүгүн Камалга жасаган мамилең абдан туура эмес болду. Иштин чоо-жайын билбей туруп кимдир бирөөнү, анын үстүнө башкалардын көзүнчө күнөөлөө — жарабаган иш. Өзүңдү анын ордуна коюп көр. Адам бизден жардам күтүп турганда айыпталат. Камал биз чогуу отуруп ойлонуп, маселенин чечимин бирге табабыз деп </w:t>
+        <w:t xml:space="preserve"> жоготпой, жай гана мындай деди: «Уулум, бүгүн Камалга жасаган мамилең абдан туура эмес болду. Иштин чоо-жайын билбей туруп кимдир бирөөнү, анын үстүнө башкалардын көзүнчө күнөөлөө — жарабаган иш. Өзүңдү анын ордуна коюп көр. Ал бизден жардам күтүп турганда, биз аны айыптап жатабыз. Камал биз чогуу отуруп ойлонуп, маселенин чечимин бирге табабыз деп </w:t>
       </w:r>
       <w:proofErr w:type="spellStart"/>
       <w:r>
